--- a/Course/2 Component 2 - Algorithms and Programming/2.1 Elements of Computational Thinking/2.1.2 Thinking Ahead/3 Worksheet (editable).docx
+++ b/Course/2 Component 2 - Algorithms and Programming/2.1 Elements of Computational Thinking/2.1.2 Thinking Ahead/3 Worksheet (editable).docx
@@ -7,62 +7,26 @@
         <w:pStyle w:val="Heading1"/>
       </w:pPr>
       <w:r>
+        <w:rPr>
+          <w:b w:val="0"/>
+          <w:i w:val="0"/>
+        </w:rPr>
         <w:t>Quiz — 2.1.2 Thinking Ahead</w:t>
       </w:r>
     </w:p>
     <w:p>
       <w:r>
-        <w:t xml:space="preserve">Name: </w:t>
-      </w:r>
-      <w:r>
         <w:rPr>
-          <w:b/>
+          <w:b w:val="0"/>
+          <w:i w:val="0"/>
         </w:rPr>
-        <w:t>_</w:t>
-      </w:r>
-      <w:r>
-        <w:rPr>
-          <w:b/>
-        </w:rPr>
-        <w:t>_</w:t>
-      </w:r>
-      <w:r>
-        <w:rPr>
-          <w:b/>
-        </w:rPr>
-        <w:t>_</w:t>
-      </w:r>
-      <w:r>
-        <w:rPr>
-          <w:b/>
-        </w:rPr>
-        <w:t>_</w:t>
-      </w:r>
-      <w:r>
-        <w:rPr>
-          <w:b/>
-        </w:rPr>
-        <w:t xml:space="preserve">   Date: </w:t>
-      </w:r>
-      <w:r>
-        <w:rPr>
-          <w:b/>
-        </w:rPr>
-        <w:t>_</w:t>
-      </w:r>
-      <w:r>
-        <w:rPr>
-          <w:b/>
-        </w:rPr>
-        <w:t xml:space="preserve">_   Mark: </w:t>
-      </w:r>
-      <w:r>
-        <w:t>____ / 20</w:t>
+        <w:t>Name: ______________________   Date: __________   Mark: ______ / 20</w:t>
       </w:r>
     </w:p>
     <w:p>
       <w:r>
         <w:rPr>
+          <w:b w:val="0"/>
           <w:i/>
         </w:rPr>
         <w:t>OCR H446 · Component 02 · 2.1.2</w:t>
@@ -80,6 +44,10 @@
         <w:pStyle w:val="Heading2"/>
       </w:pPr>
       <w:r>
+        <w:rPr>
+          <w:b w:val="0"/>
+          <w:i w:val="0"/>
+        </w:rPr>
         <w:t>Section A — Multiple choice (6 marks)</w:t>
       </w:r>
     </w:p>
@@ -87,35 +55,60 @@
       <w:r>
         <w:rPr>
           <w:b/>
+          <w:i w:val="0"/>
         </w:rPr>
         <w:t>1.</w:t>
       </w:r>
       <w:r>
+        <w:rPr>
+          <w:b w:val="0"/>
+          <w:i w:val="0"/>
+        </w:rPr>
         <w:t xml:space="preserve"> A program performs a binary search on a list of customer IDs. The precondition that must hold before the search runs is that the list is:</w:t>
       </w:r>
     </w:p>
     <w:p>
       <w:r>
+        <w:rPr>
+          <w:b w:val="0"/>
+          <w:i w:val="0"/>
+        </w:rPr>
         <w:t>A. Empty</w:t>
       </w:r>
     </w:p>
     <w:p>
       <w:r>
+        <w:rPr>
+          <w:b w:val="0"/>
+          <w:i w:val="0"/>
+        </w:rPr>
         <w:t>B. Sorted into order</w:t>
       </w:r>
     </w:p>
     <w:p>
       <w:r>
+        <w:rPr>
+          <w:b w:val="0"/>
+          <w:i w:val="0"/>
+        </w:rPr>
         <w:t>C. Stored in a database</w:t>
       </w:r>
     </w:p>
     <w:p>
       <w:r>
+        <w:rPr>
+          <w:b w:val="0"/>
+          <w:i w:val="0"/>
+        </w:rPr>
         <w:t>D. Displayed on screen</w:t>
       </w:r>
     </w:p>
     <w:p>
       <w:r>
+        <w:rPr>
+          <w:b w:val="0"/>
+          <w:i w:val="0"/>
+        </w:rPr>
         <w:t>Your answer: ☐</w:t>
       </w:r>
     </w:p>
@@ -123,44 +116,74 @@
       <w:r>
         <w:rPr>
           <w:b/>
+          <w:i w:val="0"/>
         </w:rPr>
         <w:t>2.</w:t>
       </w:r>
       <w:r>
+        <w:rPr>
+          <w:b w:val="0"/>
+          <w:i w:val="0"/>
+        </w:rPr>
         <w:t xml:space="preserve"> In an online shop's "place order" routine, which of the following is an </w:t>
       </w:r>
       <w:r>
         <w:rPr>
           <w:b/>
+          <w:i w:val="0"/>
         </w:rPr>
         <w:t>input</w:t>
       </w:r>
       <w:r>
+        <w:rPr>
+          <w:b w:val="0"/>
+          <w:i w:val="0"/>
+        </w:rPr>
         <w:t>?</w:t>
       </w:r>
     </w:p>
     <w:p>
       <w:r>
+        <w:rPr>
+          <w:b w:val="0"/>
+          <w:i w:val="0"/>
+        </w:rPr>
         <w:t>A. The confirmation email sent to the customer</w:t>
       </w:r>
     </w:p>
     <w:p>
       <w:r>
+        <w:rPr>
+          <w:b w:val="0"/>
+          <w:i w:val="0"/>
+        </w:rPr>
         <w:t>B. The customer's chosen quantity and delivery address</w:t>
       </w:r>
     </w:p>
     <w:p>
       <w:r>
+        <w:rPr>
+          <w:b w:val="0"/>
+          <w:i w:val="0"/>
+        </w:rPr>
         <w:t>C. Validating the card number</w:t>
       </w:r>
     </w:p>
     <w:p>
       <w:r>
+        <w:rPr>
+          <w:b w:val="0"/>
+          <w:i w:val="0"/>
+        </w:rPr>
         <w:t>D. The updated stock total saved to the database</w:t>
       </w:r>
     </w:p>
     <w:p>
       <w:r>
+        <w:rPr>
+          <w:b w:val="0"/>
+          <w:i w:val="0"/>
+        </w:rPr>
         <w:t>Your answer: ☐</w:t>
       </w:r>
     </w:p>
@@ -168,35 +191,60 @@
       <w:r>
         <w:rPr>
           <w:b/>
+          <w:i w:val="0"/>
         </w:rPr>
         <w:t>3.</w:t>
       </w:r>
       <w:r>
+        <w:rPr>
+          <w:b w:val="0"/>
+          <w:i w:val="0"/>
+        </w:rPr>
         <w:t xml:space="preserve"> A weather website recomputes the same regional forecast for thousands of visitors each minute. Storing the computed forecast for quick reuse is an example of:</w:t>
       </w:r>
     </w:p>
     <w:p>
       <w:r>
+        <w:rPr>
+          <w:b w:val="0"/>
+          <w:i w:val="0"/>
+        </w:rPr>
         <w:t>A. A precondition</w:t>
       </w:r>
     </w:p>
     <w:p>
       <w:r>
+        <w:rPr>
+          <w:b w:val="0"/>
+          <w:i w:val="0"/>
+        </w:rPr>
         <w:t>B. Decomposition</w:t>
       </w:r>
     </w:p>
     <w:p>
       <w:r>
+        <w:rPr>
+          <w:b w:val="0"/>
+          <w:i w:val="0"/>
+        </w:rPr>
         <w:t>C. Caching</w:t>
       </w:r>
     </w:p>
     <w:p>
       <w:r>
+        <w:rPr>
+          <w:b w:val="0"/>
+          <w:i w:val="0"/>
+        </w:rPr>
         <w:t>D. A race condition</w:t>
       </w:r>
     </w:p>
     <w:p>
       <w:r>
+        <w:rPr>
+          <w:b w:val="0"/>
+          <w:i w:val="0"/>
+        </w:rPr>
         <w:t>Your answer: ☐</w:t>
       </w:r>
     </w:p>
@@ -204,35 +252,60 @@
       <w:r>
         <w:rPr>
           <w:b/>
+          <w:i w:val="0"/>
         </w:rPr>
         <w:t>4.</w:t>
       </w:r>
       <w:r>
+        <w:rPr>
+          <w:b w:val="0"/>
+          <w:i w:val="0"/>
+        </w:rPr>
         <w:t xml:space="preserve"> Which is the main trade-off a developer must accept when adding caching to the weather site?</w:t>
       </w:r>
     </w:p>
     <w:p>
       <w:r>
+        <w:rPr>
+          <w:b w:val="0"/>
+          <w:i w:val="0"/>
+        </w:rPr>
         <w:t>A. Cached data may become stale and serve out-of-date forecasts</w:t>
       </w:r>
     </w:p>
     <w:p>
       <w:r>
+        <w:rPr>
+          <w:b w:val="0"/>
+          <w:i w:val="0"/>
+        </w:rPr>
         <w:t>B. The site can never use the cache again</w:t>
       </w:r>
     </w:p>
     <w:p>
       <w:r>
+        <w:rPr>
+          <w:b w:val="0"/>
+          <w:i w:val="0"/>
+        </w:rPr>
         <w:t>C. Caching always makes the site slower</w:t>
       </w:r>
     </w:p>
     <w:p>
       <w:r>
+        <w:rPr>
+          <w:b w:val="0"/>
+          <w:i w:val="0"/>
+        </w:rPr>
         <w:t>D. Caching removes the need for inputs</w:t>
       </w:r>
     </w:p>
     <w:p>
       <w:r>
+        <w:rPr>
+          <w:b w:val="0"/>
+          <w:i w:val="0"/>
+        </w:rPr>
         <w:t>Your answer: ☐</w:t>
       </w:r>
     </w:p>
@@ -240,35 +313,60 @@
       <w:r>
         <w:rPr>
           <w:b/>
+          <w:i w:val="0"/>
         </w:rPr>
         <w:t>5.</w:t>
       </w:r>
       <w:r>
+        <w:rPr>
+          <w:b w:val="0"/>
+          <w:i w:val="0"/>
+        </w:rPr>
         <w:t xml:space="preserve"> A studio reuses a pre-written, pre-tested physics module in three different games. A key benefit of using such a reusable component is:</w:t>
       </w:r>
     </w:p>
     <w:p>
       <w:r>
+        <w:rPr>
+          <w:b w:val="0"/>
+          <w:i w:val="0"/>
+        </w:rPr>
         <w:t>A. It guarantees the games run concurrently</w:t>
       </w:r>
     </w:p>
     <w:p>
       <w:r>
+        <w:rPr>
+          <w:b w:val="0"/>
+          <w:i w:val="0"/>
+        </w:rPr>
         <w:t>B. Faster development with fewer bugs because the module is already tested</w:t>
       </w:r>
     </w:p>
     <w:p>
       <w:r>
+        <w:rPr>
+          <w:b w:val="0"/>
+          <w:i w:val="0"/>
+        </w:rPr>
         <w:t>C. It removes the need for any inputs or outputs</w:t>
       </w:r>
     </w:p>
     <w:p>
       <w:r>
+        <w:rPr>
+          <w:b w:val="0"/>
+          <w:i w:val="0"/>
+        </w:rPr>
         <w:t>D. It makes the games' data automatically sorted</w:t>
       </w:r>
     </w:p>
     <w:p>
       <w:r>
+        <w:rPr>
+          <w:b w:val="0"/>
+          <w:i w:val="0"/>
+        </w:rPr>
         <w:t>Your answer: ☐</w:t>
       </w:r>
     </w:p>
@@ -276,44 +374,74 @@
       <w:r>
         <w:rPr>
           <w:b/>
+          <w:i w:val="0"/>
         </w:rPr>
         <w:t>6.</w:t>
       </w:r>
       <w:r>
+        <w:rPr>
+          <w:b w:val="0"/>
+          <w:i w:val="0"/>
+        </w:rPr>
         <w:t xml:space="preserve"> Which of these is an </w:t>
       </w:r>
       <w:r>
         <w:rPr>
           <w:b/>
+          <w:i w:val="0"/>
         </w:rPr>
         <w:t>output</w:t>
       </w:r>
       <w:r>
+        <w:rPr>
+          <w:b w:val="0"/>
+          <w:i w:val="0"/>
+        </w:rPr>
         <w:t xml:space="preserve"> of a cash machine's "withdraw cash" routine, rather than an input or a process?</w:t>
       </w:r>
     </w:p>
     <w:p>
       <w:r>
+        <w:rPr>
+          <w:b w:val="0"/>
+          <w:i w:val="0"/>
+        </w:rPr>
         <w:t>A. The PIN typed by the user</w:t>
       </w:r>
     </w:p>
     <w:p>
       <w:r>
+        <w:rPr>
+          <w:b w:val="0"/>
+          <w:i w:val="0"/>
+        </w:rPr>
         <w:t>B. The amount requested by the user</w:t>
       </w:r>
     </w:p>
     <w:p>
       <w:r>
+        <w:rPr>
+          <w:b w:val="0"/>
+          <w:i w:val="0"/>
+        </w:rPr>
         <w:t>C. The dispensed banknotes and updated balance</w:t>
       </w:r>
     </w:p>
     <w:p>
       <w:r>
+        <w:rPr>
+          <w:b w:val="0"/>
+          <w:i w:val="0"/>
+        </w:rPr>
         <w:t>D. Checking the balance is sufficient</w:t>
       </w:r>
     </w:p>
     <w:p>
       <w:r>
+        <w:rPr>
+          <w:b w:val="0"/>
+          <w:i w:val="0"/>
+        </w:rPr>
         <w:t>Your answer: ☐</w:t>
       </w:r>
     </w:p>
@@ -329,6 +457,10 @@
         <w:pStyle w:val="Heading2"/>
       </w:pPr>
       <w:r>
+        <w:rPr>
+          <w:b w:val="0"/>
+          <w:i w:val="0"/>
+        </w:rPr>
         <w:t>Section B — Short answer (9 marks)</w:t>
       </w:r>
     </w:p>
@@ -336,24 +468,35 @@
       <w:r>
         <w:rPr>
           <w:b/>
+          <w:i w:val="0"/>
         </w:rPr>
         <w:t>7.</w:t>
       </w:r>
       <w:r>
+        <w:rPr>
+          <w:b w:val="0"/>
+          <w:i w:val="0"/>
+        </w:rPr>
         <w:t xml:space="preserve"> A login routine must run before a user can view their account page. State the </w:t>
       </w:r>
       <w:r>
         <w:rPr>
           <w:b/>
+          <w:i w:val="0"/>
         </w:rPr>
         <w:t>precondition</w:t>
       </w:r>
       <w:r>
+        <w:rPr>
+          <w:b w:val="0"/>
+          <w:i w:val="0"/>
+        </w:rPr>
         <w:t xml:space="preserve"> for displaying the account page, and explain what could go wrong if the routine ran without checking it. </w:t>
       </w:r>
       <w:r>
         <w:rPr>
           <w:b/>
+          <w:i w:val="0"/>
         </w:rPr>
         <w:t>[2]</w:t>
       </w:r>
@@ -400,33 +543,49 @@
       <w:r>
         <w:rPr>
           <w:b/>
+          <w:i w:val="0"/>
         </w:rPr>
         <w:t>8.</w:t>
       </w:r>
       <w:r>
+        <w:rPr>
+          <w:b w:val="0"/>
+          <w:i w:val="0"/>
+        </w:rPr>
         <w:t xml:space="preserve"> A flight-booking website caches its currency-conversion rates. Discuss </w:t>
       </w:r>
       <w:r>
         <w:rPr>
           <w:b/>
+          <w:i w:val="0"/>
         </w:rPr>
         <w:t>one</w:t>
       </w:r>
       <w:r>
+        <w:rPr>
+          <w:b w:val="0"/>
+          <w:i w:val="0"/>
+        </w:rPr>
         <w:t xml:space="preserve"> benefit and </w:t>
       </w:r>
       <w:r>
         <w:rPr>
           <w:b/>
+          <w:i w:val="0"/>
         </w:rPr>
         <w:t>one</w:t>
       </w:r>
       <w:r>
+        <w:rPr>
+          <w:b w:val="0"/>
+          <w:i w:val="0"/>
+        </w:rPr>
         <w:t xml:space="preserve"> trade-off of caching the rates in this scenario. </w:t>
       </w:r>
       <w:r>
         <w:rPr>
           <w:b/>
+          <w:i w:val="0"/>
         </w:rPr>
         <w:t>[2]</w:t>
       </w:r>
@@ -473,42 +632,63 @@
       <w:r>
         <w:rPr>
           <w:b/>
+          <w:i w:val="0"/>
         </w:rPr>
         <w:t>9.</w:t>
       </w:r>
       <w:r>
+        <w:rPr>
+          <w:b w:val="0"/>
+          <w:i w:val="0"/>
+        </w:rPr>
         <w:t xml:space="preserve"> For a "calculate total price" routine in a shopping basket, identify </w:t>
       </w:r>
       <w:r>
         <w:rPr>
           <w:b/>
+          <w:i w:val="0"/>
         </w:rPr>
         <w:t>two</w:t>
       </w:r>
       <w:r>
+        <w:rPr>
+          <w:b w:val="0"/>
+          <w:i w:val="0"/>
+        </w:rPr>
         <w:t xml:space="preserve"> inputs and </w:t>
       </w:r>
       <w:r>
         <w:rPr>
           <w:b/>
+          <w:i w:val="0"/>
         </w:rPr>
         <w:t>one</w:t>
       </w:r>
       <w:r>
+        <w:rPr>
+          <w:b w:val="0"/>
+          <w:i w:val="0"/>
+        </w:rPr>
         <w:t xml:space="preserve"> output. Explain why "apply the discount" is </w:t>
       </w:r>
       <w:r>
         <w:rPr>
+          <w:b w:val="0"/>
           <w:i/>
         </w:rPr>
         <w:t>not</w:t>
       </w:r>
       <w:r>
+        <w:rPr>
+          <w:b w:val="0"/>
+          <w:i w:val="0"/>
+        </w:rPr>
         <w:t xml:space="preserve"> counted as an input or output. </w:t>
       </w:r>
       <w:r>
         <w:rPr>
           <w:b/>
+          <w:i w:val="0"/>
         </w:rPr>
         <w:t>[3]</w:t>
       </w:r>
@@ -570,24 +750,35 @@
       <w:r>
         <w:rPr>
           <w:b/>
+          <w:i w:val="0"/>
         </w:rPr>
         <w:t>10.</w:t>
       </w:r>
       <w:r>
+        <w:rPr>
+          <w:b w:val="0"/>
+          <w:i w:val="0"/>
+        </w:rPr>
         <w:t xml:space="preserve"> A company is building three apps that all need a date-validation feature. Explain </w:t>
       </w:r>
       <w:r>
         <w:rPr>
           <w:b/>
+          <w:i w:val="0"/>
         </w:rPr>
         <w:t>two</w:t>
       </w:r>
       <w:r>
+        <w:rPr>
+          <w:b w:val="0"/>
+          <w:i w:val="0"/>
+        </w:rPr>
         <w:t xml:space="preserve"> benefits of writing this as a single reusable component rather than rewriting it each time. </w:t>
       </w:r>
       <w:r>
         <w:rPr>
           <w:b/>
+          <w:i w:val="0"/>
         </w:rPr>
         <w:t>[2]</w:t>
       </w:r>
@@ -642,6 +833,10 @@
         <w:pStyle w:val="Heading2"/>
       </w:pPr>
       <w:r>
+        <w:rPr>
+          <w:b w:val="0"/>
+          <w:i w:val="0"/>
+        </w:rPr>
         <w:t>Section C — Applied question (5 marks)</w:t>
       </w:r>
     </w:p>
@@ -649,60 +844,91 @@
       <w:r>
         <w:rPr>
           <w:b/>
+          <w:i w:val="0"/>
         </w:rPr>
         <w:t>12.</w:t>
       </w:r>
       <w:r>
+        <w:rPr>
+          <w:b w:val="0"/>
+          <w:i w:val="0"/>
+        </w:rPr>
         <w:t xml:space="preserve"> A developer is planning a routine that displays a personalised news feed when a user opens a social-media app. Before writing any code, describe how </w:t>
       </w:r>
       <w:r>
         <w:rPr>
+          <w:b w:val="0"/>
           <w:i/>
         </w:rPr>
         <w:t>thinking ahead</w:t>
       </w:r>
       <w:r>
+        <w:rPr>
+          <w:b w:val="0"/>
+          <w:i w:val="0"/>
+        </w:rPr>
         <w:t xml:space="preserve"> would shape the design. Refer to: the routine's </w:t>
       </w:r>
       <w:r>
         <w:rPr>
           <w:b/>
+          <w:i w:val="0"/>
         </w:rPr>
         <w:t>inputs and outputs</w:t>
       </w:r>
       <w:r>
+        <w:rPr>
+          <w:b w:val="0"/>
+          <w:i w:val="0"/>
+        </w:rPr>
         <w:t xml:space="preserve">, a </w:t>
       </w:r>
       <w:r>
         <w:rPr>
           <w:b/>
+          <w:i w:val="0"/>
         </w:rPr>
         <w:t>precondition</w:t>
       </w:r>
       <w:r>
+        <w:rPr>
+          <w:b w:val="0"/>
+          <w:i w:val="0"/>
+        </w:rPr>
         <w:t xml:space="preserve"> that must hold first, what data could usefully be </w:t>
       </w:r>
       <w:r>
         <w:rPr>
           <w:b/>
+          <w:i w:val="0"/>
         </w:rPr>
         <w:t>cached</w:t>
       </w:r>
       <w:r>
+        <w:rPr>
+          <w:b w:val="0"/>
+          <w:i w:val="0"/>
+        </w:rPr>
         <w:t xml:space="preserve">, and one </w:t>
       </w:r>
       <w:r>
         <w:rPr>
           <w:b/>
+          <w:i w:val="0"/>
         </w:rPr>
         <w:t>reusable component</w:t>
       </w:r>
       <w:r>
+        <w:rPr>
+          <w:b w:val="0"/>
+          <w:i w:val="0"/>
+        </w:rPr>
         <w:t xml:space="preserve"> that could be used. </w:t>
       </w:r>
       <w:r>
         <w:rPr>
           <w:b/>
+          <w:i w:val="0"/>
         </w:rPr>
         <w:t>[5]</w:t>
       </w:r>

--- a/Course/2 Component 2 - Algorithms and Programming/2.1 Elements of Computational Thinking/2.1.2 Thinking Ahead/3 Worksheet (editable).docx
+++ b/Course/2 Component 2 - Algorithms and Programming/2.1 Elements of Computational Thinking/2.1.2 Thinking Ahead/3 Worksheet (editable).docx
@@ -501,30 +501,32 @@
         <w:t>[2]</w:t>
       </w:r>
     </w:p>
-    <w:p>
-      <w:pPr>
-        <w:spacing w:before="260"/>
-        <w:pBdr>
-          <w:bottom w:val="single" w:sz="4" w:space="1" w:color="AAB4C0"/>
-        </w:pBdr>
-      </w:pPr>
-    </w:p>
-    <w:p>
-      <w:pPr>
-        <w:spacing w:before="260"/>
-        <w:pBdr>
-          <w:bottom w:val="single" w:sz="4" w:space="1" w:color="AAB4C0"/>
-        </w:pBdr>
-      </w:pPr>
-    </w:p>
-    <w:p>
-      <w:pPr>
-        <w:spacing w:before="260"/>
-        <w:pBdr>
-          <w:bottom w:val="single" w:sz="4" w:space="1" w:color="AAB4C0"/>
-        </w:pBdr>
-      </w:pPr>
-    </w:p>
+    <w:tbl>
+      <w:tblPr>
+        <w:tblStyle w:val="TableGrid"/>
+        <w:tblW w:type="auto" w:w="0"/>
+        <w:tblLook w:firstColumn="1" w:firstRow="1" w:lastColumn="0" w:lastRow="0" w:noHBand="0" w:noVBand="1" w:val="04A0"/>
+      </w:tblPr>
+      <w:tblGrid>
+        <w:gridCol w:w="8640"/>
+      </w:tblGrid>
+      <w:tr>
+        <w:trPr>
+          <w:trHeight w:val="1020" w:hRule="atLeast"/>
+        </w:trPr>
+        <w:tc>
+          <w:tcPr>
+            <w:tcW w:type="dxa" w:w="8640"/>
+          </w:tcPr>
+          <w:p>
+            <w:pPr>
+              <w:spacing w:before="40"/>
+            </w:pPr>
+          </w:p>
+        </w:tc>
+      </w:tr>
+    </w:tbl>
+    <w:p/>
     <w:p>
       <w:pPr>
         <w:pBdr>
@@ -590,30 +592,32 @@
         <w:t>[2]</w:t>
       </w:r>
     </w:p>
-    <w:p>
-      <w:pPr>
-        <w:spacing w:before="260"/>
-        <w:pBdr>
-          <w:bottom w:val="single" w:sz="4" w:space="1" w:color="AAB4C0"/>
-        </w:pBdr>
-      </w:pPr>
-    </w:p>
-    <w:p>
-      <w:pPr>
-        <w:spacing w:before="260"/>
-        <w:pBdr>
-          <w:bottom w:val="single" w:sz="4" w:space="1" w:color="AAB4C0"/>
-        </w:pBdr>
-      </w:pPr>
-    </w:p>
-    <w:p>
-      <w:pPr>
-        <w:spacing w:before="260"/>
-        <w:pBdr>
-          <w:bottom w:val="single" w:sz="4" w:space="1" w:color="AAB4C0"/>
-        </w:pBdr>
-      </w:pPr>
-    </w:p>
+    <w:tbl>
+      <w:tblPr>
+        <w:tblStyle w:val="TableGrid"/>
+        <w:tblW w:type="auto" w:w="0"/>
+        <w:tblLook w:firstColumn="1" w:firstRow="1" w:lastColumn="0" w:lastRow="0" w:noHBand="0" w:noVBand="1" w:val="04A0"/>
+      </w:tblPr>
+      <w:tblGrid>
+        <w:gridCol w:w="8640"/>
+      </w:tblGrid>
+      <w:tr>
+        <w:trPr>
+          <w:trHeight w:val="1020" w:hRule="atLeast"/>
+        </w:trPr>
+        <w:tc>
+          <w:tcPr>
+            <w:tcW w:type="dxa" w:w="8640"/>
+          </w:tcPr>
+          <w:p>
+            <w:pPr>
+              <w:spacing w:before="40"/>
+            </w:pPr>
+          </w:p>
+        </w:tc>
+      </w:tr>
+    </w:tbl>
+    <w:p/>
     <w:p>
       <w:pPr>
         <w:pBdr>
@@ -693,38 +697,32 @@
         <w:t>[3]</w:t>
       </w:r>
     </w:p>
-    <w:p>
-      <w:pPr>
-        <w:spacing w:before="260"/>
-        <w:pBdr>
-          <w:bottom w:val="single" w:sz="4" w:space="1" w:color="AAB4C0"/>
-        </w:pBdr>
-      </w:pPr>
-    </w:p>
-    <w:p>
-      <w:pPr>
-        <w:spacing w:before="260"/>
-        <w:pBdr>
-          <w:bottom w:val="single" w:sz="4" w:space="1" w:color="AAB4C0"/>
-        </w:pBdr>
-      </w:pPr>
-    </w:p>
-    <w:p>
-      <w:pPr>
-        <w:spacing w:before="260"/>
-        <w:pBdr>
-          <w:bottom w:val="single" w:sz="4" w:space="1" w:color="AAB4C0"/>
-        </w:pBdr>
-      </w:pPr>
-    </w:p>
-    <w:p>
-      <w:pPr>
-        <w:spacing w:before="260"/>
-        <w:pBdr>
-          <w:bottom w:val="single" w:sz="4" w:space="1" w:color="AAB4C0"/>
-        </w:pBdr>
-      </w:pPr>
-    </w:p>
+    <w:tbl>
+      <w:tblPr>
+        <w:tblStyle w:val="TableGrid"/>
+        <w:tblW w:type="auto" w:w="0"/>
+        <w:tblLook w:firstColumn="1" w:firstRow="1" w:lastColumn="0" w:lastRow="0" w:noHBand="0" w:noVBand="1" w:val="04A0"/>
+      </w:tblPr>
+      <w:tblGrid>
+        <w:gridCol w:w="8640"/>
+      </w:tblGrid>
+      <w:tr>
+        <w:trPr>
+          <w:trHeight w:val="1360" w:hRule="atLeast"/>
+        </w:trPr>
+        <w:tc>
+          <w:tcPr>
+            <w:tcW w:type="dxa" w:w="8640"/>
+          </w:tcPr>
+          <w:p>
+            <w:pPr>
+              <w:spacing w:before="40"/>
+            </w:pPr>
+          </w:p>
+        </w:tc>
+      </w:tr>
+    </w:tbl>
+    <w:p/>
     <w:p>
       <w:pPr>
         <w:pBdr>
@@ -783,30 +781,32 @@
         <w:t>[2]</w:t>
       </w:r>
     </w:p>
-    <w:p>
-      <w:pPr>
-        <w:spacing w:before="260"/>
-        <w:pBdr>
-          <w:bottom w:val="single" w:sz="4" w:space="1" w:color="AAB4C0"/>
-        </w:pBdr>
-      </w:pPr>
-    </w:p>
-    <w:p>
-      <w:pPr>
-        <w:spacing w:before="260"/>
-        <w:pBdr>
-          <w:bottom w:val="single" w:sz="4" w:space="1" w:color="AAB4C0"/>
-        </w:pBdr>
-      </w:pPr>
-    </w:p>
-    <w:p>
-      <w:pPr>
-        <w:spacing w:before="260"/>
-        <w:pBdr>
-          <w:bottom w:val="single" w:sz="4" w:space="1" w:color="AAB4C0"/>
-        </w:pBdr>
-      </w:pPr>
-    </w:p>
+    <w:tbl>
+      <w:tblPr>
+        <w:tblStyle w:val="TableGrid"/>
+        <w:tblW w:type="auto" w:w="0"/>
+        <w:tblLook w:firstColumn="1" w:firstRow="1" w:lastColumn="0" w:lastRow="0" w:noHBand="0" w:noVBand="1" w:val="04A0"/>
+      </w:tblPr>
+      <w:tblGrid>
+        <w:gridCol w:w="8640"/>
+      </w:tblGrid>
+      <w:tr>
+        <w:trPr>
+          <w:trHeight w:val="1020" w:hRule="atLeast"/>
+        </w:trPr>
+        <w:tc>
+          <w:tcPr>
+            <w:tcW w:type="dxa" w:w="8640"/>
+          </w:tcPr>
+          <w:p>
+            <w:pPr>
+              <w:spacing w:before="40"/>
+            </w:pPr>
+          </w:p>
+        </w:tc>
+      </w:tr>
+    </w:tbl>
+    <w:p/>
     <w:p>
       <w:pPr>
         <w:pBdr>
@@ -933,62 +933,32 @@
         <w:t>[5]</w:t>
       </w:r>
     </w:p>
-    <w:p>
-      <w:pPr>
-        <w:spacing w:before="260"/>
-        <w:pBdr>
-          <w:bottom w:val="single" w:sz="4" w:space="1" w:color="AAB4C0"/>
-        </w:pBdr>
-      </w:pPr>
-    </w:p>
-    <w:p>
-      <w:pPr>
-        <w:spacing w:before="260"/>
-        <w:pBdr>
-          <w:bottom w:val="single" w:sz="4" w:space="1" w:color="AAB4C0"/>
-        </w:pBdr>
-      </w:pPr>
-    </w:p>
-    <w:p>
-      <w:pPr>
-        <w:spacing w:before="260"/>
-        <w:pBdr>
-          <w:bottom w:val="single" w:sz="4" w:space="1" w:color="AAB4C0"/>
-        </w:pBdr>
-      </w:pPr>
-    </w:p>
-    <w:p>
-      <w:pPr>
-        <w:spacing w:before="260"/>
-        <w:pBdr>
-          <w:bottom w:val="single" w:sz="4" w:space="1" w:color="AAB4C0"/>
-        </w:pBdr>
-      </w:pPr>
-    </w:p>
-    <w:p>
-      <w:pPr>
-        <w:spacing w:before="260"/>
-        <w:pBdr>
-          <w:bottom w:val="single" w:sz="4" w:space="1" w:color="AAB4C0"/>
-        </w:pBdr>
-      </w:pPr>
-    </w:p>
-    <w:p>
-      <w:pPr>
-        <w:spacing w:before="260"/>
-        <w:pBdr>
-          <w:bottom w:val="single" w:sz="4" w:space="1" w:color="AAB4C0"/>
-        </w:pBdr>
-      </w:pPr>
-    </w:p>
-    <w:p>
-      <w:pPr>
-        <w:spacing w:before="260"/>
-        <w:pBdr>
-          <w:bottom w:val="single" w:sz="4" w:space="1" w:color="AAB4C0"/>
-        </w:pBdr>
-      </w:pPr>
-    </w:p>
+    <w:tbl>
+      <w:tblPr>
+        <w:tblStyle w:val="TableGrid"/>
+        <w:tblW w:type="auto" w:w="0"/>
+        <w:tblLook w:firstColumn="1" w:firstRow="1" w:lastColumn="0" w:lastRow="0" w:noHBand="0" w:noVBand="1" w:val="04A0"/>
+      </w:tblPr>
+      <w:tblGrid>
+        <w:gridCol w:w="8640"/>
+      </w:tblGrid>
+      <w:tr>
+        <w:trPr>
+          <w:trHeight w:val="2380" w:hRule="atLeast"/>
+        </w:trPr>
+        <w:tc>
+          <w:tcPr>
+            <w:tcW w:type="dxa" w:w="8640"/>
+          </w:tcPr>
+          <w:p>
+            <w:pPr>
+              <w:spacing w:before="40"/>
+            </w:pPr>
+          </w:p>
+        </w:tc>
+      </w:tr>
+    </w:tbl>
+    <w:p/>
     <w:p>
       <w:pPr>
         <w:pBdr>
